--- a/論文＿李昇峰_v10.docx
+++ b/論文＿李昇峰_v10.docx
@@ -18688,13 +18688,13 @@
         <w:tblLook w:val="04A0" w:firstRow="1" w:lastRow="0" w:firstColumn="1" w:lastColumn="0" w:noHBand="0" w:noVBand="1"/>
       </w:tblPr>
       <w:tblGrid>
-        <w:gridCol w:w="1592"/>
-        <w:gridCol w:w="1164"/>
-        <w:gridCol w:w="1165"/>
-        <w:gridCol w:w="1165"/>
-        <w:gridCol w:w="1165"/>
-        <w:gridCol w:w="1165"/>
-        <w:gridCol w:w="886"/>
+        <w:gridCol w:w="1419"/>
+        <w:gridCol w:w="1152"/>
+        <w:gridCol w:w="1151"/>
+        <w:gridCol w:w="1151"/>
+        <w:gridCol w:w="1151"/>
+        <w:gridCol w:w="1151"/>
+        <w:gridCol w:w="1127"/>
       </w:tblGrid>
       <w:tr>
         <w:tc>
@@ -18704,7 +18704,7 @@
           </w:tcPr>
           <w:p>
             <w:pPr>
-              <w:ind w:firstLine="480"/>
+              <w:pStyle w:val="afb"/>
             </w:pPr>
             <w:r>
               <w:t>模型</w:t>
@@ -18718,7 +18718,7 @@
           </w:tcPr>
           <w:p>
             <w:pPr>
-              <w:ind w:firstLine="480"/>
+              <w:pStyle w:val="afb"/>
             </w:pPr>
             <w:r>
               <w:t>Acc-7 (↑)</w:t>
@@ -18732,7 +18732,7 @@
           </w:tcPr>
           <w:p>
             <w:pPr>
-              <w:ind w:firstLine="480"/>
+              <w:pStyle w:val="afb"/>
             </w:pPr>
             <w:r>
               <w:t>Acc-2 (↑)</w:t>
@@ -18746,7 +18746,7 @@
           </w:tcPr>
           <w:p>
             <w:pPr>
-              <w:ind w:firstLine="480"/>
+              <w:pStyle w:val="afb"/>
             </w:pPr>
             <w:r>
               <w:t>F1 (↑)</w:t>
@@ -18760,7 +18760,7 @@
           </w:tcPr>
           <w:p>
             <w:pPr>
-              <w:ind w:firstLine="480"/>
+              <w:pStyle w:val="afb"/>
             </w:pPr>
             <w:r>
               <w:t>MAE (↓)</w:t>
@@ -18774,7 +18774,7 @@
           </w:tcPr>
           <w:p>
             <w:pPr>
-              <w:ind w:firstLine="480"/>
+              <w:pStyle w:val="afb"/>
             </w:pPr>
             <w:r>
               <w:t>Corr (↑)</w:t>
@@ -18788,7 +18788,7 @@
           </w:tcPr>
           <w:p>
             <w:pPr>
-              <w:ind w:firstLine="480"/>
+              <w:pStyle w:val="afb"/>
             </w:pPr>
           </w:p>
         </w:tc>
@@ -18800,7 +18800,7 @@
           </w:tcPr>
           <w:p>
             <w:pPr>
-              <w:ind w:firstLine="480"/>
+              <w:pStyle w:val="afb"/>
             </w:pPr>
             <w:r>
               <w:t>LF-DNN</w:t>
@@ -18813,7 +18813,7 @@
           </w:tcPr>
           <w:p>
             <w:pPr>
-              <w:ind w:firstLine="480"/>
+              <w:pStyle w:val="afb"/>
             </w:pPr>
             <w:r>
               <w:t>33.6</w:t>
@@ -18826,7 +18826,7 @@
           </w:tcPr>
           <w:p>
             <w:pPr>
-              <w:ind w:firstLine="480"/>
+              <w:pStyle w:val="afb"/>
             </w:pPr>
             <w:r>
               <w:t>78.0</w:t>
@@ -18839,7 +18839,7 @@
           </w:tcPr>
           <w:p>
             <w:pPr>
-              <w:ind w:firstLine="480"/>
+              <w:pStyle w:val="afb"/>
             </w:pPr>
             <w:r>
               <w:t>77.5</w:t>
@@ -18852,7 +18852,7 @@
           </w:tcPr>
           <w:p>
             <w:pPr>
-              <w:ind w:firstLine="480"/>
+              <w:pStyle w:val="afb"/>
             </w:pPr>
             <w:r>
               <w:t>0.978</w:t>
@@ -18865,7 +18865,7 @@
           </w:tcPr>
           <w:p>
             <w:pPr>
-              <w:ind w:firstLine="480"/>
+              <w:pStyle w:val="afb"/>
             </w:pPr>
             <w:r>
               <w:t>0.658</w:t>
@@ -18878,7 +18878,7 @@
           </w:tcPr>
           <w:p>
             <w:pPr>
-              <w:ind w:firstLine="480"/>
+              <w:pStyle w:val="afb"/>
             </w:pPr>
           </w:p>
         </w:tc>
@@ -18890,7 +18890,7 @@
           </w:tcPr>
           <w:p>
             <w:pPr>
-              <w:ind w:firstLine="480"/>
+              <w:pStyle w:val="afb"/>
             </w:pPr>
             <w:r>
               <w:t>Graph-MFN</w:t>
@@ -18903,7 +18903,7 @@
           </w:tcPr>
           <w:p>
             <w:pPr>
-              <w:ind w:firstLine="480"/>
+              <w:pStyle w:val="afb"/>
             </w:pPr>
             <w:r>
               <w:t>34.4</w:t>
@@ -18916,7 +18916,7 @@
           </w:tcPr>
           <w:p>
             <w:pPr>
-              <w:ind w:firstLine="480"/>
+              <w:pStyle w:val="afb"/>
             </w:pPr>
             <w:r>
               <w:t>77.9</w:t>
@@ -18929,7 +18929,7 @@
           </w:tcPr>
           <w:p>
             <w:pPr>
-              <w:ind w:firstLine="480"/>
+              <w:pStyle w:val="afb"/>
             </w:pPr>
             <w:r>
               <w:t>77.8</w:t>
@@ -18942,7 +18942,7 @@
           </w:tcPr>
           <w:p>
             <w:pPr>
-              <w:ind w:firstLine="480"/>
+              <w:pStyle w:val="afb"/>
             </w:pPr>
             <w:r>
               <w:t>0.989</w:t>
@@ -18955,7 +18955,7 @@
           </w:tcPr>
           <w:p>
             <w:pPr>
-              <w:ind w:firstLine="480"/>
+              <w:pStyle w:val="afb"/>
             </w:pPr>
             <w:r>
               <w:t>0.656</w:t>
@@ -18968,7 +18968,7 @@
           </w:tcPr>
           <w:p>
             <w:pPr>
-              <w:ind w:firstLine="480"/>
+              <w:pStyle w:val="afb"/>
             </w:pPr>
           </w:p>
         </w:tc>
@@ -18980,7 +18980,7 @@
           </w:tcPr>
           <w:p>
             <w:pPr>
-              <w:ind w:firstLine="480"/>
+              <w:pStyle w:val="afb"/>
             </w:pPr>
             <w:r>
               <w:t>MFM</w:t>
@@ -18993,7 +18993,7 @@
           </w:tcPr>
           <w:p>
             <w:pPr>
-              <w:ind w:firstLine="480"/>
+              <w:pStyle w:val="afb"/>
             </w:pPr>
             <w:r>
               <w:t>33.3</w:t>
@@ -19006,7 +19006,7 @@
           </w:tcPr>
           <w:p>
             <w:pPr>
-              <w:ind w:firstLine="480"/>
+              <w:pStyle w:val="afb"/>
             </w:pPr>
             <w:r>
               <w:t>77.7</w:t>
@@ -19019,7 +19019,7 @@
           </w:tcPr>
           <w:p>
             <w:pPr>
-              <w:ind w:firstLine="480"/>
+              <w:pStyle w:val="afb"/>
             </w:pPr>
             <w:r>
               <w:t>77.7</w:t>
@@ -19032,7 +19032,7 @@
           </w:tcPr>
           <w:p>
             <w:pPr>
-              <w:ind w:firstLine="480"/>
+              <w:pStyle w:val="afb"/>
             </w:pPr>
             <w:r>
               <w:t>0.948</w:t>
@@ -19045,7 +19045,7 @@
           </w:tcPr>
           <w:p>
             <w:pPr>
-              <w:ind w:firstLine="480"/>
+              <w:pStyle w:val="afb"/>
             </w:pPr>
             <w:r>
               <w:t>0.664</w:t>
@@ -19058,7 +19058,7 @@
           </w:tcPr>
           <w:p>
             <w:pPr>
-              <w:ind w:firstLine="480"/>
+              <w:pStyle w:val="afb"/>
             </w:pPr>
           </w:p>
         </w:tc>
@@ -19070,7 +19070,7 @@
           </w:tcPr>
           <w:p>
             <w:pPr>
-              <w:ind w:firstLine="480"/>
+              <w:pStyle w:val="afb"/>
             </w:pPr>
             <w:r>
               <w:t>MISA</w:t>
@@ -19083,7 +19083,7 @@
           </w:tcPr>
           <w:p>
             <w:pPr>
-              <w:ind w:firstLine="480"/>
+              <w:pStyle w:val="afb"/>
             </w:pPr>
             <w:r>
               <w:t>43.5</w:t>
@@ -19096,7 +19096,7 @@
           </w:tcPr>
           <w:p>
             <w:pPr>
-              <w:ind w:firstLine="480"/>
+              <w:pStyle w:val="afb"/>
             </w:pPr>
             <w:r>
               <w:t>81.8</w:t>
@@ -19109,7 +19109,7 @@
           </w:tcPr>
           <w:p>
             <w:pPr>
-              <w:ind w:firstLine="480"/>
+              <w:pStyle w:val="afb"/>
             </w:pPr>
             <w:r>
               <w:t>81.7</w:t>
@@ -19122,7 +19122,7 @@
           </w:tcPr>
           <w:p>
             <w:pPr>
-              <w:ind w:firstLine="480"/>
+              <w:pStyle w:val="afb"/>
             </w:pPr>
             <w:r>
               <w:t>0.752</w:t>
@@ -19135,7 +19135,7 @@
           </w:tcPr>
           <w:p>
             <w:pPr>
-              <w:ind w:firstLine="480"/>
+              <w:pStyle w:val="afb"/>
             </w:pPr>
             <w:r>
               <w:t>0.784</w:t>
@@ -19148,7 +19148,7 @@
           </w:tcPr>
           <w:p>
             <w:pPr>
-              <w:ind w:firstLine="480"/>
+              <w:pStyle w:val="afb"/>
             </w:pPr>
           </w:p>
         </w:tc>
@@ -19160,7 +19160,7 @@
           </w:tcPr>
           <w:p>
             <w:pPr>
-              <w:ind w:firstLine="480"/>
+              <w:pStyle w:val="afb"/>
             </w:pPr>
             <w:r>
               <w:t>Self-MM</w:t>
@@ -19173,7 +19173,7 @@
           </w:tcPr>
           <w:p>
             <w:pPr>
-              <w:ind w:firstLine="480"/>
+              <w:pStyle w:val="afb"/>
             </w:pPr>
             <w:r>
               <w:t>45.8</w:t>
@@ -19186,7 +19186,7 @@
           </w:tcPr>
           <w:p>
             <w:pPr>
-              <w:ind w:firstLine="480"/>
+              <w:pStyle w:val="afb"/>
             </w:pPr>
             <w:r>
               <w:t>82.5</w:t>
@@ -19199,7 +19199,7 @@
           </w:tcPr>
           <w:p>
             <w:pPr>
-              <w:ind w:firstLine="480"/>
+              <w:pStyle w:val="afb"/>
             </w:pPr>
             <w:r>
               <w:t>82.6</w:t>
@@ -19212,7 +19212,7 @@
           </w:tcPr>
           <w:p>
             <w:pPr>
-              <w:ind w:firstLine="480"/>
+              <w:pStyle w:val="afb"/>
             </w:pPr>
             <w:r>
               <w:t>0.731</w:t>
@@ -19225,7 +19225,7 @@
           </w:tcPr>
           <w:p>
             <w:pPr>
-              <w:ind w:firstLine="480"/>
+              <w:pStyle w:val="afb"/>
             </w:pPr>
             <w:r>
               <w:t>0.785</w:t>
@@ -19238,7 +19238,7 @@
           </w:tcPr>
           <w:p>
             <w:pPr>
-              <w:ind w:firstLine="480"/>
+              <w:pStyle w:val="afb"/>
             </w:pPr>
           </w:p>
         </w:tc>
@@ -19250,7 +19250,7 @@
           </w:tcPr>
           <w:p>
             <w:pPr>
-              <w:ind w:firstLine="480"/>
+              <w:pStyle w:val="afb"/>
             </w:pPr>
             <w:r>
               <w:t>MMIM</w:t>
@@ -19263,7 +19263,7 @@
           </w:tcPr>
           <w:p>
             <w:pPr>
-              <w:ind w:firstLine="480"/>
+              <w:pStyle w:val="afb"/>
             </w:pPr>
             <w:r>
               <w:t>45.0</w:t>
@@ -19276,7 +19276,7 @@
           </w:tcPr>
           <w:p>
             <w:pPr>
-              <w:ind w:firstLine="480"/>
+              <w:pStyle w:val="afb"/>
             </w:pPr>
             <w:r>
               <w:t>83.0</w:t>
@@ -19289,7 +19289,7 @@
           </w:tcPr>
           <w:p>
             <w:pPr>
-              <w:ind w:firstLine="480"/>
+              <w:pStyle w:val="afb"/>
             </w:pPr>
             <w:r>
               <w:t>82.9</w:t>
@@ -19302,7 +19302,7 @@
           </w:tcPr>
           <w:p>
             <w:pPr>
-              <w:ind w:firstLine="480"/>
+              <w:pStyle w:val="afb"/>
             </w:pPr>
             <w:r>
               <w:t>0.738</w:t>
@@ -19315,7 +19315,7 @@
           </w:tcPr>
           <w:p>
             <w:pPr>
-              <w:ind w:firstLine="480"/>
+              <w:pStyle w:val="afb"/>
             </w:pPr>
             <w:r>
               <w:t>0.781</w:t>
@@ -19328,7 +19328,7 @@
           </w:tcPr>
           <w:p>
             <w:pPr>
-              <w:ind w:firstLine="480"/>
+              <w:pStyle w:val="afb"/>
             </w:pPr>
           </w:p>
         </w:tc>
@@ -19340,7 +19340,7 @@
           </w:tcPr>
           <w:p>
             <w:pPr>
-              <w:ind w:firstLine="480"/>
+              <w:pStyle w:val="afb"/>
             </w:pPr>
             <w:r>
               <w:t>DMD</w:t>
@@ -19353,7 +19353,7 @@
           </w:tcPr>
           <w:p>
             <w:pPr>
-              <w:ind w:firstLine="480"/>
+              <w:pStyle w:val="afb"/>
             </w:pPr>
             <w:r>
               <w:t>46.4</w:t>
@@ -19366,7 +19366,7 @@
           </w:tcPr>
           <w:p>
             <w:pPr>
-              <w:ind w:firstLine="480"/>
+              <w:pStyle w:val="afb"/>
             </w:pPr>
             <w:r>
               <w:t>84.2</w:t>
@@ -19379,7 +19379,7 @@
           </w:tcPr>
           <w:p>
             <w:pPr>
-              <w:ind w:firstLine="480"/>
+              <w:pStyle w:val="afb"/>
             </w:pPr>
             <w:r>
               <w:t>84.1</w:t>
@@ -19392,7 +19392,7 @@
           </w:tcPr>
           <w:p>
             <w:pPr>
-              <w:ind w:firstLine="480"/>
+              <w:pStyle w:val="afb"/>
             </w:pPr>
             <w:r>
               <w:t>0.709</w:t>
@@ -19405,7 +19405,7 @@
           </w:tcPr>
           <w:p>
             <w:pPr>
-              <w:ind w:firstLine="480"/>
+              <w:pStyle w:val="afb"/>
             </w:pPr>
             <w:r>
               <w:t>0.796</w:t>
@@ -19418,7 +19418,7 @@
           </w:tcPr>
           <w:p>
             <w:pPr>
-              <w:ind w:firstLine="480"/>
+              <w:pStyle w:val="afb"/>
             </w:pPr>
           </w:p>
         </w:tc>
@@ -19430,10 +19430,9 @@
           </w:tcPr>
           <w:p>
             <w:pPr>
-              <w:ind w:firstLine="480"/>
-            </w:pPr>
-            <w:r>
-              <w:lastRenderedPageBreak/>
+              <w:pStyle w:val="afb"/>
+            </w:pPr>
+            <w:r>
               <w:t>ITHP</w:t>
             </w:r>
           </w:p>
@@ -19444,7 +19443,7 @@
           </w:tcPr>
           <w:p>
             <w:pPr>
-              <w:ind w:firstLine="480"/>
+              <w:pStyle w:val="afb"/>
             </w:pPr>
             <w:r>
               <w:t>47.7</w:t>
@@ -19457,7 +19456,7 @@
           </w:tcPr>
           <w:p>
             <w:pPr>
-              <w:ind w:firstLine="480"/>
+              <w:pStyle w:val="afb"/>
             </w:pPr>
             <w:r>
               <w:t>86.1</w:t>
@@ -19470,7 +19469,7 @@
           </w:tcPr>
           <w:p>
             <w:pPr>
-              <w:ind w:firstLine="480"/>
+              <w:pStyle w:val="afb"/>
             </w:pPr>
             <w:r>
               <w:t>86.1</w:t>
@@ -19483,7 +19482,7 @@
           </w:tcPr>
           <w:p>
             <w:pPr>
-              <w:ind w:firstLine="480"/>
+              <w:pStyle w:val="afb"/>
             </w:pPr>
             <w:r>
               <w:t>0.663</w:t>
@@ -19496,7 +19495,7 @@
           </w:tcPr>
           <w:p>
             <w:pPr>
-              <w:ind w:firstLine="480"/>
+              <w:pStyle w:val="afb"/>
             </w:pPr>
             <w:r>
               <w:t>0.856</w:t>
@@ -19509,7 +19508,7 @@
           </w:tcPr>
           <w:p>
             <w:pPr>
-              <w:ind w:firstLine="480"/>
+              <w:pStyle w:val="afb"/>
             </w:pPr>
           </w:p>
         </w:tc>
@@ -19521,7 +19520,7 @@
           </w:tcPr>
           <w:p>
             <w:pPr>
-              <w:ind w:firstLine="480"/>
+              <w:pStyle w:val="afb"/>
             </w:pPr>
             <w:r>
               <w:t>MCL-MCF</w:t>
@@ -19534,7 +19533,7 @@
           </w:tcPr>
           <w:p>
             <w:pPr>
-              <w:ind w:firstLine="480"/>
+              <w:pStyle w:val="afb"/>
             </w:pPr>
             <w:r>
               <w:t>—</w:t>
@@ -19547,7 +19546,7 @@
           </w:tcPr>
           <w:p>
             <w:pPr>
-              <w:ind w:firstLine="480"/>
+              <w:pStyle w:val="afb"/>
             </w:pPr>
             <w:r>
               <w:t>84.9</w:t>
@@ -19560,7 +19559,7 @@
           </w:tcPr>
           <w:p>
             <w:pPr>
-              <w:ind w:firstLine="480"/>
+              <w:pStyle w:val="afb"/>
             </w:pPr>
             <w:r>
               <w:t>84.7</w:t>
@@ -19573,7 +19572,7 @@
           </w:tcPr>
           <w:p>
             <w:pPr>
-              <w:ind w:firstLine="480"/>
+              <w:pStyle w:val="afb"/>
             </w:pPr>
             <w:r>
               <w:t>0.692</w:t>
@@ -19586,7 +19585,7 @@
           </w:tcPr>
           <w:p>
             <w:pPr>
-              <w:ind w:firstLine="480"/>
+              <w:pStyle w:val="afb"/>
             </w:pPr>
             <w:r>
               <w:t>0.799</w:t>
@@ -19599,7 +19598,7 @@
           </w:tcPr>
           <w:p>
             <w:pPr>
-              <w:ind w:firstLine="480"/>
+              <w:pStyle w:val="afb"/>
             </w:pPr>
           </w:p>
         </w:tc>
@@ -19611,11 +19610,13 @@
           </w:tcPr>
           <w:p>
             <w:pPr>
-              <w:ind w:firstLine="480"/>
-            </w:pPr>
+              <w:pStyle w:val="afb"/>
+            </w:pPr>
+            <w:proofErr w:type="spellStart"/>
             <w:r>
               <w:t>ConFEDE</w:t>
             </w:r>
+            <w:proofErr w:type="spellEnd"/>
           </w:p>
         </w:tc>
         <w:tc>
@@ -19624,7 +19625,7 @@
           </w:tcPr>
           <w:p>
             <w:pPr>
-              <w:ind w:firstLine="480"/>
+              <w:pStyle w:val="afb"/>
             </w:pPr>
             <w:r>
               <w:t>42.27</w:t>
@@ -19637,7 +19638,7 @@
           </w:tcPr>
           <w:p>
             <w:pPr>
-              <w:ind w:firstLine="480"/>
+              <w:pStyle w:val="afb"/>
             </w:pPr>
             <w:r>
               <w:t>84.17</w:t>
@@ -19650,7 +19651,7 @@
           </w:tcPr>
           <w:p>
             <w:pPr>
-              <w:ind w:firstLine="480"/>
+              <w:pStyle w:val="afb"/>
             </w:pPr>
             <w:r>
               <w:t>84.13</w:t>
@@ -19663,7 +19664,7 @@
           </w:tcPr>
           <w:p>
             <w:pPr>
-              <w:ind w:firstLine="480"/>
+              <w:pStyle w:val="afb"/>
             </w:pPr>
             <w:r>
               <w:t>0.742</w:t>
@@ -19676,7 +19677,7 @@
           </w:tcPr>
           <w:p>
             <w:pPr>
-              <w:ind w:firstLine="480"/>
+              <w:pStyle w:val="afb"/>
             </w:pPr>
             <w:r>
               <w:t>0.790</w:t>
@@ -19689,7 +19690,7 @@
           </w:tcPr>
           <w:p>
             <w:pPr>
-              <w:ind w:firstLine="480"/>
+              <w:pStyle w:val="afb"/>
             </w:pPr>
           </w:p>
         </w:tc>
@@ -19701,7 +19702,7 @@
           </w:tcPr>
           <w:p>
             <w:pPr>
-              <w:ind w:firstLine="480"/>
+              <w:pStyle w:val="afb"/>
             </w:pPr>
             <w:r>
               <w:t>CLGSI</w:t>
@@ -19714,7 +19715,7 @@
           </w:tcPr>
           <w:p>
             <w:pPr>
-              <w:ind w:firstLine="480"/>
+              <w:pStyle w:val="afb"/>
             </w:pPr>
             <w:r>
               <w:t>47.96</w:t>
@@ -19727,7 +19728,7 @@
           </w:tcPr>
           <w:p>
             <w:pPr>
-              <w:ind w:firstLine="480"/>
+              <w:pStyle w:val="afb"/>
             </w:pPr>
             <w:r>
               <w:t>83.97</w:t>
@@ -19740,7 +19741,7 @@
           </w:tcPr>
           <w:p>
             <w:pPr>
-              <w:ind w:firstLine="480"/>
+              <w:pStyle w:val="afb"/>
             </w:pPr>
             <w:r>
               <w:t>83.63</w:t>
@@ -19753,7 +19754,7 @@
           </w:tcPr>
           <w:p>
             <w:pPr>
-              <w:ind w:firstLine="480"/>
+              <w:pStyle w:val="afb"/>
             </w:pPr>
             <w:r>
               <w:t>0.703</w:t>
@@ -19766,7 +19767,7 @@
           </w:tcPr>
           <w:p>
             <w:pPr>
-              <w:ind w:firstLine="480"/>
+              <w:pStyle w:val="afb"/>
             </w:pPr>
             <w:r>
               <w:t>0.790</w:t>
@@ -19779,7 +19780,7 @@
           </w:tcPr>
           <w:p>
             <w:pPr>
-              <w:ind w:firstLine="480"/>
+              <w:pStyle w:val="afb"/>
             </w:pPr>
           </w:p>
         </w:tc>
@@ -19791,11 +19792,13 @@
           </w:tcPr>
           <w:p>
             <w:pPr>
-              <w:ind w:firstLine="480"/>
-            </w:pPr>
+              <w:pStyle w:val="afb"/>
+            </w:pPr>
+            <w:proofErr w:type="spellStart"/>
             <w:r>
               <w:t>UniMSE</w:t>
             </w:r>
+            <w:proofErr w:type="spellEnd"/>
           </w:p>
         </w:tc>
         <w:tc>
@@ -19804,7 +19807,7 @@
           </w:tcPr>
           <w:p>
             <w:pPr>
-              <w:ind w:firstLine="480"/>
+              <w:pStyle w:val="afb"/>
             </w:pPr>
             <w:r>
               <w:t>48.68</w:t>
@@ -19817,7 +19820,7 @@
           </w:tcPr>
           <w:p>
             <w:pPr>
-              <w:ind w:firstLine="480"/>
+              <w:pStyle w:val="afb"/>
             </w:pPr>
             <w:r>
               <w:t>85.85</w:t>
@@ -19830,7 +19833,7 @@
           </w:tcPr>
           <w:p>
             <w:pPr>
-              <w:ind w:firstLine="480"/>
+              <w:pStyle w:val="afb"/>
             </w:pPr>
             <w:r>
               <w:t>85.83</w:t>
@@ -19843,7 +19846,7 @@
           </w:tcPr>
           <w:p>
             <w:pPr>
-              <w:ind w:firstLine="480"/>
+              <w:pStyle w:val="afb"/>
             </w:pPr>
             <w:r>
               <w:t>0.691</w:t>
@@ -19856,7 +19859,7 @@
           </w:tcPr>
           <w:p>
             <w:pPr>
-              <w:ind w:firstLine="480"/>
+              <w:pStyle w:val="afb"/>
             </w:pPr>
             <w:r>
               <w:t>0.809</w:t>
@@ -19869,7 +19872,7 @@
           </w:tcPr>
           <w:p>
             <w:pPr>
-              <w:ind w:firstLine="480"/>
+              <w:pStyle w:val="afb"/>
             </w:pPr>
           </w:p>
         </w:tc>
@@ -19881,7 +19884,7 @@
           </w:tcPr>
           <w:p>
             <w:pPr>
-              <w:ind w:firstLine="480"/>
+              <w:pStyle w:val="afb"/>
             </w:pPr>
             <w:r>
               <w:t>MGT</w:t>
@@ -19894,7 +19897,7 @@
           </w:tcPr>
           <w:p>
             <w:pPr>
-              <w:ind w:firstLine="480"/>
+              <w:pStyle w:val="afb"/>
             </w:pPr>
             <w:r>
               <w:t>50.44</w:t>
@@ -19907,7 +19910,7 @@
           </w:tcPr>
           <w:p>
             <w:pPr>
-              <w:ind w:firstLine="480"/>
+              <w:pStyle w:val="afb"/>
             </w:pPr>
             <w:r>
               <w:t>86.30</w:t>
@@ -19920,7 +19923,7 @@
           </w:tcPr>
           <w:p>
             <w:pPr>
-              <w:ind w:firstLine="480"/>
+              <w:pStyle w:val="afb"/>
             </w:pPr>
             <w:r>
               <w:t>86.28</w:t>
@@ -19933,7 +19936,7 @@
           </w:tcPr>
           <w:p>
             <w:pPr>
-              <w:ind w:firstLine="480"/>
+              <w:pStyle w:val="afb"/>
             </w:pPr>
             <w:r>
               <w:t>0.659</w:t>
@@ -19946,7 +19949,7 @@
           </w:tcPr>
           <w:p>
             <w:pPr>
-              <w:ind w:firstLine="480"/>
+              <w:pStyle w:val="afb"/>
             </w:pPr>
             <w:r>
               <w:t>0.822</w:t>
@@ -19959,7 +19962,7 @@
           </w:tcPr>
           <w:p>
             <w:pPr>
-              <w:ind w:firstLine="480"/>
+              <w:pStyle w:val="afb"/>
             </w:pPr>
           </w:p>
         </w:tc>
@@ -19972,7 +19975,7 @@
           </w:tcPr>
           <w:p>
             <w:pPr>
-              <w:ind w:firstLine="480"/>
+              <w:pStyle w:val="afb"/>
             </w:pPr>
             <w:r>
               <w:t>SACF (seed=42)</w:t>
@@ -19986,7 +19989,7 @@
           </w:tcPr>
           <w:p>
             <w:pPr>
-              <w:ind w:firstLine="480"/>
+              <w:pStyle w:val="afb"/>
             </w:pPr>
             <w:r>
               <w:t>51.60</w:t>
@@ -20000,7 +20003,7 @@
           </w:tcPr>
           <w:p>
             <w:pPr>
-              <w:ind w:firstLine="480"/>
+              <w:pStyle w:val="afb"/>
             </w:pPr>
             <w:r>
               <w:t>85.86</w:t>
@@ -20014,7 +20017,7 @@
           </w:tcPr>
           <w:p>
             <w:pPr>
-              <w:ind w:firstLine="480"/>
+              <w:pStyle w:val="afb"/>
             </w:pPr>
             <w:r>
               <w:t>85.84</w:t>
@@ -20028,7 +20031,7 @@
           </w:tcPr>
           <w:p>
             <w:pPr>
-              <w:ind w:firstLine="480"/>
+              <w:pStyle w:val="afb"/>
             </w:pPr>
             <w:r>
               <w:t>0.596</w:t>
@@ -20042,7 +20045,7 @@
           </w:tcPr>
           <w:p>
             <w:pPr>
-              <w:ind w:firstLine="480"/>
+              <w:pStyle w:val="afb"/>
             </w:pPr>
             <w:r>
               <w:t>0.864</w:t>
@@ -20056,7 +20059,7 @@
           </w:tcPr>
           <w:p>
             <w:pPr>
-              <w:ind w:firstLine="480"/>
+              <w:pStyle w:val="afb"/>
             </w:pPr>
             <w:r>
               <w:t>本研究</w:t>
@@ -20072,7 +20075,7 @@
           </w:tcPr>
           <w:p>
             <w:pPr>
-              <w:ind w:firstLine="480"/>
+              <w:pStyle w:val="afb"/>
             </w:pPr>
             <w:r>
               <w:t>SACF (seed=123)</w:t>
@@ -20086,7 +20089,7 @@
           </w:tcPr>
           <w:p>
             <w:pPr>
-              <w:ind w:firstLine="480"/>
+              <w:pStyle w:val="afb"/>
             </w:pPr>
             <w:r>
               <w:t>50.00</w:t>
@@ -20100,7 +20103,7 @@
           </w:tcPr>
           <w:p>
             <w:pPr>
-              <w:ind w:firstLine="480"/>
+              <w:pStyle w:val="afb"/>
             </w:pPr>
             <w:r>
               <w:t>85.28</w:t>
@@ -20114,7 +20117,7 @@
           </w:tcPr>
           <w:p>
             <w:pPr>
-              <w:ind w:firstLine="480"/>
+              <w:pStyle w:val="afb"/>
             </w:pPr>
             <w:r>
               <w:t>85.25</w:t>
@@ -20128,7 +20131,7 @@
           </w:tcPr>
           <w:p>
             <w:pPr>
-              <w:ind w:firstLine="480"/>
+              <w:pStyle w:val="afb"/>
             </w:pPr>
             <w:r>
               <w:t>0.609</w:t>
@@ -20142,7 +20145,7 @@
           </w:tcPr>
           <w:p>
             <w:pPr>
-              <w:ind w:firstLine="480"/>
+              <w:pStyle w:val="afb"/>
             </w:pPr>
             <w:r>
               <w:t>0.860</w:t>
@@ -20156,7 +20159,7 @@
           </w:tcPr>
           <w:p>
             <w:pPr>
-              <w:ind w:firstLine="480"/>
+              <w:pStyle w:val="afb"/>
             </w:pPr>
             <w:r>
               <w:t>本研究</w:t>
@@ -20172,7 +20175,7 @@
           </w:tcPr>
           <w:p>
             <w:pPr>
-              <w:ind w:firstLine="480"/>
+              <w:pStyle w:val="afb"/>
             </w:pPr>
             <w:r>
               <w:t>SACF (seed=2024)</w:t>
@@ -20186,7 +20189,7 @@
           </w:tcPr>
           <w:p>
             <w:pPr>
-              <w:ind w:firstLine="480"/>
+              <w:pStyle w:val="afb"/>
             </w:pPr>
             <w:r>
               <w:t>49.42</w:t>
@@ -20200,7 +20203,7 @@
           </w:tcPr>
           <w:p>
             <w:pPr>
-              <w:ind w:firstLine="480"/>
+              <w:pStyle w:val="afb"/>
             </w:pPr>
             <w:r>
               <w:t>85.42</w:t>
@@ -20214,7 +20217,7 @@
           </w:tcPr>
           <w:p>
             <w:pPr>
-              <w:ind w:firstLine="480"/>
+              <w:pStyle w:val="afb"/>
             </w:pPr>
             <w:r>
               <w:t>85.41</w:t>
@@ -20228,7 +20231,7 @@
           </w:tcPr>
           <w:p>
             <w:pPr>
-              <w:ind w:firstLine="480"/>
+              <w:pStyle w:val="afb"/>
             </w:pPr>
             <w:r>
               <w:t>0.597</w:t>
@@ -20242,7 +20245,7 @@
           </w:tcPr>
           <w:p>
             <w:pPr>
-              <w:ind w:firstLine="480"/>
+              <w:pStyle w:val="afb"/>
             </w:pPr>
             <w:r>
               <w:t>0.861</w:t>
@@ -20256,7 +20259,7 @@
           </w:tcPr>
           <w:p>
             <w:pPr>
-              <w:ind w:firstLine="480"/>
+              <w:pStyle w:val="afb"/>
             </w:pPr>
             <w:r>
               <w:t>本研究</w:t>
@@ -20272,9 +20275,10 @@
           </w:tcPr>
           <w:p>
             <w:pPr>
-              <w:ind w:firstLine="480"/>
-            </w:pPr>
-            <w:r>
+              <w:pStyle w:val="afb"/>
+            </w:pPr>
+            <w:r>
+              <w:lastRenderedPageBreak/>
               <w:t>SACF</w:t>
             </w:r>
             <w:r>
@@ -20289,7 +20293,7 @@
           </w:tcPr>
           <w:p>
             <w:pPr>
-              <w:ind w:firstLine="480"/>
+              <w:pStyle w:val="afb"/>
             </w:pPr>
             <w:r>
               <w:t>52.19</w:t>
@@ -20303,7 +20307,7 @@
           </w:tcPr>
           <w:p>
             <w:pPr>
-              <w:ind w:firstLine="480"/>
+              <w:pStyle w:val="afb"/>
             </w:pPr>
             <w:r>
               <w:t>86.30</w:t>
@@ -20317,7 +20321,7 @@
           </w:tcPr>
           <w:p>
             <w:pPr>
-              <w:ind w:firstLine="480"/>
+              <w:pStyle w:val="afb"/>
             </w:pPr>
             <w:r>
               <w:t>86.28</w:t>
@@ -20331,7 +20335,7 @@
           </w:tcPr>
           <w:p>
             <w:pPr>
-              <w:ind w:firstLine="480"/>
+              <w:pStyle w:val="afb"/>
             </w:pPr>
             <w:r>
               <w:t>0.587</w:t>
@@ -20345,7 +20349,7 @@
           </w:tcPr>
           <w:p>
             <w:pPr>
-              <w:ind w:firstLine="480"/>
+              <w:pStyle w:val="afb"/>
             </w:pPr>
             <w:r>
               <w:t>0.869</w:t>
@@ -20359,7 +20363,7 @@
           </w:tcPr>
           <w:p>
             <w:pPr>
-              <w:ind w:firstLine="480"/>
+              <w:pStyle w:val="afb"/>
             </w:pPr>
             <w:r>
               <w:t>本研究</w:t>
@@ -20517,7 +20521,6 @@
         <w:ind w:firstLine="480"/>
       </w:pPr>
       <w:r>
-        <w:lastRenderedPageBreak/>
         <w:t xml:space="preserve">Acc-2 </w:t>
       </w:r>
       <w:r>
@@ -20857,7 +20860,11 @@
         <w:t xml:space="preserve"> Corr </w:t>
       </w:r>
       <w:r>
-        <w:t>指標上，三個種子均高於</w:t>
+        <w:t>指</w:t>
+      </w:r>
+      <w:r>
+        <w:lastRenderedPageBreak/>
+        <w:t>標上，三個種子均高於</w:t>
       </w:r>
       <w:r>
         <w:t xml:space="preserve"> 0.860</w:t>
@@ -20982,7 +20989,6 @@
         <w:ind w:firstLine="480"/>
       </w:pPr>
       <w:r>
-        <w:lastRenderedPageBreak/>
         <w:t xml:space="preserve">MAE </w:t>
       </w:r>
       <w:r>
@@ -21176,6 +21182,7 @@
       <w:bookmarkStart w:id="139" w:name="_Toc228452709"/>
       <w:bookmarkStart w:id="140" w:name="_Toc228456117"/>
       <w:r>
+        <w:lastRenderedPageBreak/>
         <w:t xml:space="preserve">MMAFFBen </w:t>
       </w:r>
       <w:r>
@@ -21321,7 +21328,6 @@
         <w:ind w:firstLine="480"/>
       </w:pPr>
       <w:r>
-        <w:lastRenderedPageBreak/>
         <w:t xml:space="preserve">表二　</w:t>
       </w:r>
       <w:r>
@@ -22238,6 +22244,7 @@
               <w:ind w:firstLine="480"/>
             </w:pPr>
             <w:r>
+              <w:lastRenderedPageBreak/>
               <w:t>Qwen2.5-VL-7b</w:t>
             </w:r>
           </w:p>
@@ -22630,7 +22637,6 @@
         <w:t xml:space="preserve"> 0.5 </w:t>
       </w:r>
       <w:r>
-        <w:lastRenderedPageBreak/>
         <w:t>個百分點，遠超</w:t>
       </w:r>
       <w:r>
@@ -22928,6 +22934,7 @@
         <w:ind w:firstLine="480"/>
       </w:pPr>
       <w:r>
+        <w:lastRenderedPageBreak/>
         <w:t xml:space="preserve">表三　</w:t>
       </w:r>
       <w:r>
@@ -23395,7 +23402,6 @@
               <w:ind w:firstLine="480"/>
             </w:pPr>
             <w:r>
-              <w:lastRenderedPageBreak/>
               <w:t>MMAFFLM-3b</w:t>
             </w:r>
           </w:p>
@@ -23874,7 +23880,11 @@
         <w:t>0.435B vs 7B</w:t>
       </w:r>
       <w:r>
-        <w:t>），本模型展現出優異的參數效率。上述跨語言結果共同驗證了</w:t>
+        <w:t>），本模型展現出優異的參數效率。上述跨語言結果共同驗</w:t>
+      </w:r>
+      <w:r>
+        <w:lastRenderedPageBreak/>
+        <w:t>證了</w:t>
       </w:r>
       <w:r>
         <w:t xml:space="preserve"> SACF </w:t>
@@ -24025,11 +24035,7 @@
         <w:t>預訓練後的</w:t>
       </w:r>
       <w:r>
-        <w:t xml:space="preserve"> </w:t>
-      </w:r>
-      <w:r>
-        <w:lastRenderedPageBreak/>
-        <w:t>checkpoint</w:t>
+        <w:t xml:space="preserve"> checkpoint</w:t>
       </w:r>
       <w:r>
         <w:t>（</w:t>
@@ -24713,6 +24719,7 @@
               <w:ind w:firstLine="480"/>
             </w:pPr>
             <w:r>
+              <w:lastRenderedPageBreak/>
               <w:t xml:space="preserve">Recall@(−3 </w:t>
             </w:r>
             <w:r>
@@ -25002,11 +25009,7 @@
         <w:t xml:space="preserve">v60_mmaffin </w:t>
       </w:r>
       <w:r>
-        <w:t>三種</w:t>
-      </w:r>
-      <w:r>
-        <w:lastRenderedPageBreak/>
-        <w:t>子集中於</w:t>
+        <w:t>三種子集中於</w:t>
       </w:r>
       <w:r>
         <w:t xml:space="preserve"> 51.17%–51.75% </w:t>
@@ -25259,6 +25262,7 @@
       <w:bookmarkStart w:id="148" w:name="_Toc228452712"/>
       <w:bookmarkStart w:id="149" w:name="_Toc228456120"/>
       <w:r>
+        <w:lastRenderedPageBreak/>
         <w:t>參數效率分析</w:t>
       </w:r>
       <w:bookmarkEnd w:id="147"/>
@@ -25568,7 +25572,6 @@
               <w:ind w:firstLine="480"/>
             </w:pPr>
             <w:r>
-              <w:lastRenderedPageBreak/>
               <w:t>MMAFFLM-3b</w:t>
             </w:r>
           </w:p>
@@ -26103,7 +26106,11 @@
         <w:t xml:space="preserve">7B </w:t>
       </w:r>
       <w:r>
-        <w:t>系列）保持競爭力，且在特定任務（英語情感、中文情感極性）上甚至超越更大規模的模型。此結果驗證了本研究的核心主張：在情感分析任務上，針對性設計的跨模態注意力架構（</w:t>
+        <w:t>系列）保持競爭力，且在特定任務（英語情感、中文情感極性）上甚至超越更大規模的模型。此結果驗</w:t>
+      </w:r>
+      <w:r>
+        <w:lastRenderedPageBreak/>
+        <w:t>證了本研究的核心主張：在情感分析任務上，針對性設計的跨模態注意力架構（</w:t>
       </w:r>
       <w:r>
         <w:t>SACF + PEA</w:t>
@@ -26165,7 +26172,6 @@
         <w:ind w:firstLine="480"/>
       </w:pPr>
       <w:r>
-        <w:lastRenderedPageBreak/>
         <w:t>（</w:t>
       </w:r>
       <w:r>
@@ -26333,6 +26339,7 @@
       <w:bookmarkStart w:id="154" w:name="_Toc228452714"/>
       <w:bookmarkStart w:id="155" w:name="_Toc228456122"/>
       <w:r>
+        <w:lastRenderedPageBreak/>
         <w:t>結果討論</w:t>
       </w:r>
       <w:bookmarkEnd w:id="153"/>
@@ -26538,113 +26545,113 @@
         <w:ind w:firstLine="480"/>
       </w:pPr>
       <w:r>
+        <w:t>值得注意的是，</w:t>
+      </w:r>
+      <w:r>
+        <w:t xml:space="preserve">Acc-7 </w:t>
+      </w:r>
+      <w:r>
+        <w:t>雖是最主要的比較指標，但</w:t>
+      </w:r>
+      <w:r>
+        <w:t xml:space="preserve"> 52.19% </w:t>
+      </w:r>
+      <w:r>
+        <w:t>的絕對數值仍有提升空間。</w:t>
+      </w:r>
+      <w:r>
+        <w:t xml:space="preserve">CMU-MOSI </w:t>
+      </w:r>
+      <w:r>
+        <w:t>的七分類任務因為細粒度標記本身存在主觀不一致性（</w:t>
+      </w:r>
+      <w:r>
+        <w:t xml:space="preserve">inter-annotator agreement </w:t>
+      </w:r>
+      <w:r>
+        <w:t>有限），使得該指標的天花板效應顯著。本研究透過集成與推斷增強策略已充分挖掘現有架構的潛力，進一步突破可能需要更大規模的預訓練語言模型（如</w:t>
+      </w:r>
+      <w:r>
+        <w:t xml:space="preserve"> LLaMA</w:t>
+      </w:r>
+      <w:r>
+        <w:t>、</w:t>
+      </w:r>
+      <w:r>
+        <w:t>Qwen</w:t>
+      </w:r>
+      <w:r>
+        <w:t>）、更豐富的跨模態預訓練資料，或在標記品質上進行改進。</w:t>
+      </w:r>
+    </w:p>
+    <w:p>
+      <w:pPr>
+        <w:ind w:firstLine="480"/>
+      </w:pPr>
+      <w:r>
+        <w:t>在計算效率方面，本研究模型的推斷階段雖因多種子集成與</w:t>
+      </w:r>
+      <w:r>
+        <w:t xml:space="preserve"> TTA </w:t>
+      </w:r>
+      <w:r>
+        <w:t>而增加</w:t>
+      </w:r>
+      <w:r>
+        <w:t xml:space="preserve"> 9 </w:t>
+      </w:r>
+      <w:r>
+        <w:t>倍的前向運算量，但由於每次推斷僅需單次</w:t>
+      </w:r>
+      <w:r>
+        <w:t xml:space="preserve"> GPU </w:t>
+      </w:r>
+      <w:r>
+        <w:t>前向傳遞（無梯度計算），實際推斷時間開銷在工程可接受範圍內，適合對準確率有較高要求的應用情境。</w:t>
+      </w:r>
+    </w:p>
+    <w:p>
+      <w:pPr>
+        <w:ind w:firstLine="480"/>
+      </w:pPr>
+      <w:r>
+        <w:t>跨資料集泛化性實驗進一步完善了上述結論。在</w:t>
+      </w:r>
+      <w:r>
+        <w:t xml:space="preserve"> MMAFFBen </w:t>
+      </w:r>
+      <w:r>
+        <w:t>多任務基準（共五個跨語言情感任務）與</w:t>
+      </w:r>
+      <w:r>
+        <w:t xml:space="preserve"> SemEval-2018 </w:t>
+      </w:r>
+      <w:r>
+        <w:t>三語言情感評估中，</w:t>
+      </w:r>
+      <w:r>
+        <w:t xml:space="preserve">SACF-Text </w:t>
+      </w:r>
+      <w:r>
+        <w:t>均以遠低於競爭模型的參數量（</w:t>
+      </w:r>
+      <w:r>
+        <w:t>0.435B</w:t>
+      </w:r>
+      <w:r>
+        <w:t>）達到整體排名第三的成績，驗證了模型所習得的情感極性表示不僅限於</w:t>
+      </w:r>
+      <w:r>
+        <w:t xml:space="preserve"> CMU-MOSI </w:t>
+      </w:r>
+      <w:r>
+        <w:t>域內，而是可廣泛遷移至中文情緒分類、多語言情感強度評估等多元場景。領域自適應預訓練消融實驗（</w:t>
+      </w:r>
+      <w:r>
+        <w:t xml:space="preserve">MMAFFIn </w:t>
+      </w:r>
+      <w:r>
         <w:lastRenderedPageBreak/>
-        <w:t>值得注意的是，</w:t>
-      </w:r>
-      <w:r>
-        <w:t xml:space="preserve">Acc-7 </w:t>
-      </w:r>
-      <w:r>
-        <w:t>雖是最主要的比較指標，但</w:t>
-      </w:r>
-      <w:r>
-        <w:t xml:space="preserve"> 52.19% </w:t>
-      </w:r>
-      <w:r>
-        <w:t>的絕對數值仍有提升空間。</w:t>
-      </w:r>
-      <w:r>
-        <w:t xml:space="preserve">CMU-MOSI </w:t>
-      </w:r>
-      <w:r>
-        <w:t>的七分類任務因為細粒度標記本身存在主觀不一致性（</w:t>
-      </w:r>
-      <w:r>
-        <w:t xml:space="preserve">inter-annotator agreement </w:t>
-      </w:r>
-      <w:r>
-        <w:t>有限），使得該指標的天花板效應顯著。本研究透過集成與推斷增強策略已充分挖掘現有架構的潛力，進一步突破可能需要更大規模的預訓練語言模型（如</w:t>
-      </w:r>
-      <w:r>
-        <w:t xml:space="preserve"> LLaMA</w:t>
-      </w:r>
-      <w:r>
-        <w:t>、</w:t>
-      </w:r>
-      <w:r>
-        <w:t>Qwen</w:t>
-      </w:r>
-      <w:r>
-        <w:t>）、更豐富的跨模態預訓練資料，或在標記品質上進行改進。</w:t>
-      </w:r>
-    </w:p>
-    <w:p>
-      <w:pPr>
-        <w:ind w:firstLine="480"/>
-      </w:pPr>
-      <w:r>
-        <w:t>在計算效率方面，本研究模型的推斷階段雖因多種子集成與</w:t>
-      </w:r>
-      <w:r>
-        <w:t xml:space="preserve"> TTA </w:t>
-      </w:r>
-      <w:r>
-        <w:t>而增加</w:t>
-      </w:r>
-      <w:r>
-        <w:t xml:space="preserve"> 9 </w:t>
-      </w:r>
-      <w:r>
-        <w:t>倍的前向運算量，但由於每次推斷僅需單次</w:t>
-      </w:r>
-      <w:r>
-        <w:t xml:space="preserve"> GPU </w:t>
-      </w:r>
-      <w:r>
-        <w:t>前向傳遞（無梯度計算），實際推斷時間開銷在工程可接受範圍內，適合對準確率有較高要求的應用情境。</w:t>
-      </w:r>
-    </w:p>
-    <w:p>
-      <w:pPr>
-        <w:ind w:firstLine="480"/>
-      </w:pPr>
-      <w:r>
-        <w:t>跨資料集泛化性實驗進一步完善了上述結論。在</w:t>
-      </w:r>
-      <w:r>
-        <w:t xml:space="preserve"> MMAFFBen </w:t>
-      </w:r>
-      <w:r>
-        <w:t>多任務基準（共五個跨語言情感任務）與</w:t>
-      </w:r>
-      <w:r>
-        <w:t xml:space="preserve"> SemEval-2018 </w:t>
-      </w:r>
-      <w:r>
-        <w:t>三語言情感評估中，</w:t>
-      </w:r>
-      <w:r>
-        <w:t xml:space="preserve">SACF-Text </w:t>
-      </w:r>
-      <w:r>
-        <w:t>均以遠低於競爭模型的參數量（</w:t>
-      </w:r>
-      <w:r>
-        <w:t>0.435B</w:t>
-      </w:r>
-      <w:r>
-        <w:t>）達到整體排名第三的成績，驗證了模型所習得的情感極性表示不僅限於</w:t>
-      </w:r>
-      <w:r>
-        <w:t xml:space="preserve"> CMU-MOSI </w:t>
-      </w:r>
-      <w:r>
-        <w:t>域內，而是可廣泛遷移至中文情緒分類、多語言情感強度評估等多元場景。領域自適應預訓練消融實驗（</w:t>
-      </w:r>
-      <w:r>
-        <w:t xml:space="preserve">MMAFFIn </w:t>
-      </w:r>
-      <w:r>
         <w:t>預訓練）則揭示了一個重要的訓練動態：在主要</w:t>
       </w:r>
       <w:r>
@@ -26751,8 +26758,43 @@
         <w:ind w:firstLine="480"/>
       </w:pPr>
       <w:r>
+        <w:t>Hazarika, D., Zimmermann, R., &amp; Poria, S. (2020). MISA: Modality-invariant and -specific representations for multimodal sentiment analysis. In Proceedings of the 28th ACM International Conference on Multimedia (pp. 1122–1131). ACM.</w:t>
+      </w:r>
+    </w:p>
+    <w:p>
+      <w:pPr>
+        <w:ind w:firstLine="480"/>
+      </w:pPr>
+      <w:r>
+        <w:t>Yang, J., Yu, Y., Niu, D., Guo, W., &amp; Xu, Y. (2023). ConFEDE: Contrastive feature decomposition for multimodal sentiment analysis. In Proceedings of the 61st Annual Meeting of the Association for Computational Linguistics (Vol. 1, pp. 7574–7585). ACL.</w:t>
+      </w:r>
+    </w:p>
+    <w:p>
+      <w:pPr>
+        <w:ind w:firstLine="480"/>
+      </w:pPr>
+      <w:r>
+        <w:t>Han, W., Chen, H., &amp; Poria, S. (2021). Improving multimodal fusion with hierarchical mutual information maximization for multimodal sentiment analysis. In Proceedings of the 2021 Conference on Empirical Methods in Natural Language Processing (pp. 9180–9190). Association for Computational Linguistics.</w:t>
+      </w:r>
+    </w:p>
+    <w:p>
+      <w:pPr>
+        <w:ind w:firstLine="480"/>
+      </w:pPr>
+      <w:r>
+        <w:t>Frijda, N. H. (1986). The emotions. Cambridge University Press.</w:t>
+      </w:r>
+    </w:p>
+    <w:p>
+      <w:pPr>
+        <w:ind w:firstLine="480"/>
+      </w:pPr>
+      <w:r>
+        <w:t xml:space="preserve">Mai, S., Zeng, Y., Xing, Q., &amp; Hu, H. (2025). Injecting multimodal information into pre-trained language model for multimodal sentiment analysis. IEEE Transactions </w:t>
+      </w:r>
+      <w:r>
         <w:lastRenderedPageBreak/>
-        <w:t>Hazarika, D., Zimmermann, R., &amp; Poria, S. (2020). MISA: Modality-invariant and -specific representations for multimodal sentiment analysis. In Proceedings of the 28th ACM International Conference on Multimedia (pp. 1122–1131). ACM.</w:t>
+        <w:t>on Affective Computing, 16(3), 2074–2089. https://doi.org/10.1109/TAFFC.2025.3533149</w:t>
       </w:r>
     </w:p>
     <w:p>
@@ -26760,7 +26802,7 @@
         <w:ind w:firstLine="480"/>
       </w:pPr>
       <w:r>
-        <w:t>Yang, J., Yu, Y., Niu, D., Guo, W., &amp; Xu, Y. (2023). ConFEDE: Contrastive feature decomposition for multimodal sentiment analysis. In Proceedings of the 61st Annual Meeting of the Association for Computational Linguistics (Vol. 1, pp. 7574–7585). ACL.</w:t>
+        <w:t>Park, J. S., O'Brien, J. C., Cai, C. J., Morris, M. R., Liang, P., &amp; Bernstein, M. S. (2023). Generative agents: Interactive simulacra of human behavior.</w:t>
       </w:r>
     </w:p>
     <w:p>
@@ -26768,7 +26810,7 @@
         <w:ind w:firstLine="480"/>
       </w:pPr>
       <w:r>
-        <w:t>Han, W., Chen, H., &amp; Poria, S. (2021). Improving multimodal fusion with hierarchical mutual information maximization for multimodal sentiment analysis. In Proceedings of the 2021 Conference on Empirical Methods in Natural Language Processing (pp. 9180–9190). Association for Computational Linguistics.</w:t>
+        <w:t>Vaswani, A., Shazeer, N., Parmar, N., Uszkoreit, J., Jones, L., Gomez, A. N., Kaiser, Ł., &amp; Polosukhin, I. (2017). Attention is all you need. In Advances in Neural Information Processing Systems (Vol. 30, pp. 5998–6008). Curran Associates.</w:t>
       </w:r>
     </w:p>
     <w:p>
@@ -26776,7 +26818,7 @@
         <w:ind w:firstLine="480"/>
       </w:pPr>
       <w:r>
-        <w:t>Frijda, N. H. (1986). The emotions. Cambridge University Press.</w:t>
+        <w:t>Brown, T. B., Mann, B., Ryder, N., Subbiah, M., Kaplan, J., Dhariwal, P., Neelakantan, A., Shyam, P., Sastry, G., Askell, A., Agarwal, S., Herbert-Voss, A., Krueger, G., Henighan, T., Child, R., Ramesh, A., Ziegler, D. M., Wu, J., Winter, C., … Amodei, D. (2020). Language models are few-shot learners. In Advances in Neural Information Processing Systems (Vol. 33, pp. 1877–1901). Curran Associates.</w:t>
       </w:r>
     </w:p>
     <w:p>
@@ -26784,7 +26826,7 @@
         <w:ind w:firstLine="480"/>
       </w:pPr>
       <w:r>
-        <w:t>Mai, S., Zeng, Y., Xing, Q., &amp; Hu, H. (2025). Injecting multimodal information into pre-trained language model for multimodal sentiment analysis. IEEE Transactions on Affective Computing, 16(3), 2074–2089. https://doi.org/10.1109/TAFFC.2025.3533149</w:t>
+        <w:t>He, P., Gao, J., &amp; Chen, W. (2021). DeBERTaV3: Improving DeBERTa using ELECTRA-style pre-training with gradient-disentangled embedding sharing. arXiv preprint arXiv:2111.09543. (Published at ICLR 2023)</w:t>
       </w:r>
     </w:p>
     <w:p>
@@ -26792,7 +26834,7 @@
         <w:ind w:firstLine="480"/>
       </w:pPr>
       <w:r>
-        <w:t>Park, J. S., O'Brien, J. C., Cai, C. J., Morris, M. R., Liang, P., &amp; Bernstein, M. S. (2023). Generative agents: Interactive simulacra of human behavior.</w:t>
+        <w:t>Zadeh, A., Zellers, R., Pincus, E., &amp; Morency, L.-P. (2016). MOSI: Multimodal corpus of sentiment intensity and subjectivity analysis in online opinion videos. arXiv preprint arXiv:1606.06259.</w:t>
       </w:r>
     </w:p>
     <w:p>
@@ -26800,7 +26842,7 @@
         <w:ind w:firstLine="480"/>
       </w:pPr>
       <w:r>
-        <w:t>Vaswani, A., Shazeer, N., Parmar, N., Uszkoreit, J., Jones, L., Gomez, A. N., Kaiser, Ł., &amp; Polosukhin, I. (2017). Attention is all you need. In Advances in Neural Information Processing Systems (Vol. 30, pp. 5998–6008). Curran Associates.</w:t>
+        <w:t>Zadeh, A., Chen, M., Poria, S., Cambria, E., &amp; Morency, L.-P. (2017). Tensor fusion network for multimodal sentiment analysis. In Proceedings of the 2017 Conference on Empirical Methods in Natural Language Processing (pp. 1103–1114). ACL.</w:t>
       </w:r>
     </w:p>
     <w:p>
@@ -26808,7 +26850,7 @@
         <w:ind w:firstLine="480"/>
       </w:pPr>
       <w:r>
-        <w:t>Brown, T. B., Mann, B., Ryder, N., Subbiah, M., Kaplan, J., Dhariwal, P., Neelakantan, A., Shyam, P., Sastry, G., Askell, A., Agarwal, S., Herbert-Voss, A., Krueger, G., Henighan, T., Child, R., Ramesh, A., Ziegler, D. M., Wu, J., Winter, C., … Amodei, D. (2020). Language models are few-shot learners. In Advances in Neural Information Processing Systems (Vol. 33, pp. 1877–1901). Curran Associates.</w:t>
+        <w:t>Zadeh, A., Liang, P. P., Poria, S., Cambria, E., &amp; Morency, L.-P. (2018). Memory fusion network for multi-view sequential learning. In Proceedings of the Thirty-Second AAAI Conference on Artificial Intelligence (pp. 5634–5641). AAAI Press.</w:t>
       </w:r>
     </w:p>
     <w:p>
@@ -26816,8 +26858,11 @@
         <w:ind w:firstLine="480"/>
       </w:pPr>
       <w:r>
+        <w:t xml:space="preserve">Liu, Z., Shen, Y., Lakshminarasimhan, V. B., Liang, P. P., Zadeh, A., &amp; Morency, L.-P. (2018). Efficient low-rank multimodal fusion with modality-specific factors. In </w:t>
+      </w:r>
+      <w:r>
         <w:lastRenderedPageBreak/>
-        <w:t>He, P., Gao, J., &amp; Chen, W. (2021). DeBERTaV3: Improving DeBERTa using ELECTRA-style pre-training with gradient-disentangled embedding sharing. arXiv preprint arXiv:2111.09543. (Published at ICLR 2023)</w:t>
+        <w:t>Proceedings of the 56th Annual Meeting of the Association for Computational Linguistics (pp. 2247–2256). ACL.</w:t>
       </w:r>
     </w:p>
     <w:p>
@@ -26825,7 +26870,7 @@
         <w:ind w:firstLine="480"/>
       </w:pPr>
       <w:r>
-        <w:t>Zadeh, A., Zellers, R., Pincus, E., &amp; Morency, L.-P. (2016). MOSI: Multimodal corpus of sentiment intensity and subjectivity analysis in online opinion videos. arXiv preprint arXiv:1606.06259.</w:t>
+        <w:t>Tsai, Y.-H. H., Bai, S., Liang, P. P., Kolter, J. Z., Morency, L.-P., &amp; Salakhutdinov, R. (2019). Multimodal transformer for unaligned multimodal language sequences. In Proceedings of the 57th Annual Meeting of the Association for Computational Linguistics (pp. 6558–6569). ACL.</w:t>
       </w:r>
     </w:p>
     <w:p>
@@ -26833,7 +26878,7 @@
         <w:ind w:firstLine="480"/>
       </w:pPr>
       <w:r>
-        <w:t>Zadeh, A., Chen, M., Poria, S., Cambria, E., &amp; Morency, L.-P. (2017). Tensor fusion network for multimodal sentiment analysis. In Proceedings of the 2017 Conference on Empirical Methods in Natural Language Processing (pp. 1103–1114). ACL.</w:t>
+        <w:t>Yu, W., Xu, H., Yuan, Z., &amp; Wu, J. (2021). Learning modality-specific representations with self-supervised multi-task learning for multimodal sentiment analysis. In Proceedings of the 35th AAAI Conference on Artificial Intelligence (pp. 10790–10797). AAAI Press.</w:t>
       </w:r>
     </w:p>
     <w:p>
@@ -26841,7 +26886,7 @@
         <w:ind w:firstLine="480"/>
       </w:pPr>
       <w:r>
-        <w:t>Zadeh, A., Liang, P. P., Poria, S., Cambria, E., &amp; Morency, L.-P. (2018). Memory fusion network for multi-view sequential learning. In Proceedings of the Thirty-Second AAAI Conference on Artificial Intelligence (pp. 5634–5641). AAAI Press.</w:t>
+        <w:t>Hu, G., Lin, T.-E., Zhao, Y., Lu, G., Wu, Y., &amp; Li, Y. (2022). UniMSE: Towards unified multimodal sentiment analysis and emotion recognition. In Proceedings of the 2022 Conference on Empirical Methods in Natural Language Processing (pp. 7837–7851). ACL.</w:t>
       </w:r>
     </w:p>
     <w:p>
@@ -26849,7 +26894,7 @@
         <w:ind w:firstLine="480"/>
       </w:pPr>
       <w:r>
-        <w:t>Liu, Z., Shen, Y., Lakshminarasimhan, V. B., Liang, P. P., Zadeh, A., &amp; Morency, L.-P. (2018). Efficient low-rank multimodal fusion with modality-specific factors. In Proceedings of the 56th Annual Meeting of the Association for Computational Linguistics (pp. 2247–2256). ACL.</w:t>
+        <w:t>Zhang, Y., Li, Z., &amp; Chen, H. (2023). Disentangled modality decomposition for multimodal sentiment analysis via temporal-consistent contrastive learning. In Proceedings of the 2023 Conference on Empirical Methods in Natural Language Processing (pp. 4154–4165). ACL.</w:t>
       </w:r>
     </w:p>
     <w:p>
@@ -26857,7 +26902,7 @@
         <w:ind w:firstLine="480"/>
       </w:pPr>
       <w:r>
-        <w:t>Tsai, Y.-H. H., Bai, S., Liang, P. P., Kolter, J. Z., Morency, L.-P., &amp; Salakhutdinov, R. (2019). Multimodal transformer for unaligned multimodal language sequences. In Proceedings of the 57th Annual Meeting of the Association for Computational Linguistics (pp. 6558–6569). ACL.</w:t>
+        <w:t>Liang, P. P., Wu, C., Morency, L.-P., &amp; Salakhutdinov, R. (2023). Towards understanding and mitigating social biases in language models. In Proceedings of the 40th International Conference on Machine Learning (pp. 13219–13232). PMLR.</w:t>
       </w:r>
     </w:p>
     <w:p>
@@ -26865,7 +26910,7 @@
         <w:ind w:firstLine="480"/>
       </w:pPr>
       <w:r>
-        <w:t>Yu, W., Xu, H., Yuan, Z., &amp; Wu, J. (2021). Learning modality-specific representations with self-supervised multi-task learning for multimodal sentiment analysis. In Proceedings of the 35th AAAI Conference on Artificial Intelligence (pp. 10790–10797). AAAI Press.</w:t>
+        <w:t>Russell, S., &amp; Norvig, P. (2020). Artificial intelligence: A modern approach (4th ed.). Pearson.</w:t>
       </w:r>
     </w:p>
     <w:p>
@@ -26873,58 +26918,23 @@
         <w:ind w:firstLine="480"/>
       </w:pPr>
       <w:r>
-        <w:t xml:space="preserve">Hu, G., Lin, T.-E., Zhao, Y., Lu, G., Wu, Y., &amp; Li, Y. (2022). UniMSE: Towards unified multimodal sentiment analysis and emotion recognition. In Proceedings of the </w:t>
-      </w:r>
+        <w:t>Rao, A. S., &amp; Georgeff, M. P. (1995). BDI agents: From theory to practice. In Proceedings of the First International Conference on Multi-Agent Systems (ICMAS-95) (pp. 312–319). AAAI Press.</w:t>
+      </w:r>
+    </w:p>
+    <w:p>
+      <w:pPr>
+        <w:ind w:firstLine="480"/>
+      </w:pPr>
+      <w:r>
+        <w:t>Breazeal, C. (2003). Toward sociable robots. Robotics and Autonomous Systems, 42(3–4), 167–175. https://doi.org/10.1016/S0921-8890(02)00373-1</w:t>
+      </w:r>
+    </w:p>
+    <w:p>
+      <w:pPr>
+        <w:ind w:firstLine="480"/>
+      </w:pPr>
       <w:r>
         <w:lastRenderedPageBreak/>
-        <w:t>2022 Conference on Empirical Methods in Natural Language Processing (pp. 7837–7851). ACL.</w:t>
-      </w:r>
-    </w:p>
-    <w:p>
-      <w:pPr>
-        <w:ind w:firstLine="480"/>
-      </w:pPr>
-      <w:r>
-        <w:t>Zhang, Y., Li, Z., &amp; Chen, H. (2023). Disentangled modality decomposition for multimodal sentiment analysis via temporal-consistent contrastive learning. In Proceedings of the 2023 Conference on Empirical Methods in Natural Language Processing (pp. 4154–4165). ACL.</w:t>
-      </w:r>
-    </w:p>
-    <w:p>
-      <w:pPr>
-        <w:ind w:firstLine="480"/>
-      </w:pPr>
-      <w:r>
-        <w:t>Liang, P. P., Wu, C., Morency, L.-P., &amp; Salakhutdinov, R. (2023). Towards understanding and mitigating social biases in language models. In Proceedings of the 40th International Conference on Machine Learning (pp. 13219–13232). PMLR.</w:t>
-      </w:r>
-    </w:p>
-    <w:p>
-      <w:pPr>
-        <w:ind w:firstLine="480"/>
-      </w:pPr>
-      <w:r>
-        <w:t>Russell, S., &amp; Norvig, P. (2020). Artificial intelligence: A modern approach (4th ed.). Pearson.</w:t>
-      </w:r>
-    </w:p>
-    <w:p>
-      <w:pPr>
-        <w:ind w:firstLine="480"/>
-      </w:pPr>
-      <w:r>
-        <w:t>Rao, A. S., &amp; Georgeff, M. P. (1995). BDI agents: From theory to practice. In Proceedings of the First International Conference on Multi-Agent Systems (ICMAS-95) (pp. 312–319). AAAI Press.</w:t>
-      </w:r>
-    </w:p>
-    <w:p>
-      <w:pPr>
-        <w:ind w:firstLine="480"/>
-      </w:pPr>
-      <w:r>
-        <w:t>Breazeal, C. (2003). Toward sociable robots. Robotics and Autonomous Systems, 42(3–4), 167–175. https://doi.org/10.1016/S0921-8890(02)00373-1</w:t>
-      </w:r>
-    </w:p>
-    <w:p>
-      <w:pPr>
-        <w:ind w:firstLine="480"/>
-      </w:pPr>
-      <w:r>
         <w:t>Stone, P., &amp; Veloso, M. (2000). Multiagent systems: A survey from a machine learning perspective. Autonomous Robots, 8(3), 345–383. https://doi.org/10.1023/A:1008942012734</w:t>
       </w:r>
     </w:p>
@@ -27183,7 +27193,7 @@
         <w:noProof/>
         <w14:ligatures w14:val="standardContextual"/>
       </w:rPr>
-      <w:pict w14:anchorId="3112EA39">
+      <w:pict w14:anchorId="5730D158">
         <v:shapetype id="_x0000_t75" coordsize="21600,21600" o:spt="75" o:preferrelative="t" path="m@4@5l@4@11@9@11@9@5xe" filled="f" stroked="f">
           <v:stroke joinstyle="miter"/>
           <v:formulas>
@@ -27225,7 +27235,7 @@
         <w:noProof/>
         <w14:ligatures w14:val="standardContextual"/>
       </w:rPr>
-      <w:pict w14:anchorId="3EDCDB9E">
+      <w:pict w14:anchorId="0901F315">
         <v:shapetype id="_x0000_t75" coordsize="21600,21600" o:spt="75" o:preferrelative="t" path="m@4@5l@4@11@9@11@9@5xe" filled="f" stroked="f">
           <v:stroke joinstyle="miter"/>
           <v:formulas>
@@ -27506,7 +27516,7 @@
         <w:noProof/>
         <w14:ligatures w14:val="standardContextual"/>
       </w:rPr>
-      <w:pict w14:anchorId="474AB813">
+      <w:pict w14:anchorId="3530CC44">
         <v:shapetype id="_x0000_t75" coordsize="21600,21600" o:spt="75" o:preferrelative="t" path="m@4@5l@4@11@9@11@9@5xe" filled="f" stroked="f">
           <v:stroke joinstyle="miter"/>
           <v:formulas>
@@ -27553,7 +27563,7 @@
         <w:noProof/>
         <w14:ligatures w14:val="standardContextual"/>
       </w:rPr>
-      <w:pict w14:anchorId="17C90CBF">
+      <w:pict w14:anchorId="02C987F4">
         <v:shapetype id="_x0000_t75" coordsize="21600,21600" o:spt="75" o:preferrelative="t" path="m@4@5l@4@11@9@11@9@5xe" filled="f" stroked="f">
           <v:stroke joinstyle="miter"/>
           <v:formulas>
@@ -27595,7 +27605,7 @@
         <w:noProof/>
         <w14:ligatures w14:val="standardContextual"/>
       </w:rPr>
-      <w:pict w14:anchorId="2839E3E6">
+      <w:pict w14:anchorId="7DC0AF67">
         <v:shapetype id="_x0000_t75" coordsize="21600,21600" o:spt="75" o:preferrelative="t" path="m@4@5l@4@11@9@11@9@5xe" filled="f" stroked="f">
           <v:stroke joinstyle="miter"/>
           <v:formulas>
